--- a/documentation/user-manuals/SiteTrace_Engineer_Architect_User_Manual.docx
+++ b/documentation/user-manuals/SiteTrace_Engineer_Architect_User_Manual.docx
@@ -31,8 +31,8 @@
         <w:pStyle w:val="CoverMeta"/>
       </w:pPr>
       <w:r>
-        <w:t xml:space="preserve">Version 1.0
-Prepared 12 October 2026
+        <w:t xml:space="preserve">Version 1.1
+Prepared 27 October 2026
 Engineer and Architect accounts</w:t>
       </w:r>
     </w:p>
@@ -284,7 +284,7 @@
               <w:pStyle w:val="TableText"/>
             </w:pPr>
             <w:r>
-              <w:t xml:space="preserve">1.0</w:t>
+              <w:t xml:space="preserve">1.1</w:t>
             </w:r>
           </w:p>
         </w:tc>
@@ -317,7 +317,7 @@
               <w:pStyle w:val="TableText"/>
             </w:pPr>
             <w:r>
-              <w:t xml:space="preserve">12 October 2026 · Asia/Manila</w:t>
+              <w:t xml:space="preserve">27 October 2026 · Asia/Manila</w:t>
             </w:r>
           </w:p>
         </w:tc>
@@ -476,23 +476,23 @@
         <w:pStyle w:val="Normal"/>
       </w:pPr>
       <w:r>
-        <w:t xml:space="preserve">Verification scope: instructions describe the current repository implementation. Genuine interface screenshots were captured from the unmodified application using isolated local PGlite test records. Authentication and account-service capability responses were modeled locally. They are training illustrations, not production screenshots or proof of deployed services.</w:t>
-      </w:r>
-    </w:p>
-    <w:p>
-      <w:pPr>
-        <w:pStyle w:val="Normal"/>
-      </w:pPr>
-      <w:r>
-        <w:t xml:space="preserve">The capture browser blocked external HTTPS and permitted business reads only after fixture setup. No live login, migration, invitation, stock change, approval, handover, receipt, return, role change, or notification-read update was performed. The live REQ-00001 test was not accessed. Its unchanged state was not independently compared because production was not contacted.</w:t>
-      </w:r>
-    </w:p>
-    <w:p>
-      <w:pPr>
-        <w:pStyle w:val="Normal"/>
-      </w:pPr>
-      <w:r>
-        <w:t xml:space="preserve">Operational availability: use the procedures only in an authorized company workspace whose required Supabase database functions, policies and services are installed. Source-confirmed write procedures were not executed in the capture browser. Supabase deployment, email delivery, private file retrieval, optical QR scanning and the monitoring scheduler remain unverified in production.</w:t>
+        <w:t xml:space="preserve">Verification scope: instructions describe the current repository implementation. Most interface screenshots were captured on 12 October using isolated local PGlite records. People &amp; Accountability was refreshed on 27 October after feature removal, using the local functionality-audit fixture. Authentication is modeled locally. They are training illustrations, not production screenshots or proof of deployed services.</w:t>
+      </w:r>
+    </w:p>
+    <w:p>
+      <w:pPr>
+        <w:pStyle w:val="Normal"/>
+      </w:pPr>
+      <w:r>
+        <w:t xml:space="preserve">The capture browser blocked external HTTPS. Original training captures permitted business reads only after fixture setup; the updated People capture came from a test run that writes only to disposable local fixtures. No live login, migration, stock change, approval, handover, receipt, return, role change, or notification-read update was performed. The live REQ-00001 test was not accessed. Its unchanged state was not independently compared because production was not contacted.</w:t>
+      </w:r>
+    </w:p>
+    <w:p>
+      <w:pPr>
+        <w:pStyle w:val="Normal"/>
+      </w:pPr>
+      <w:r>
+        <w:t xml:space="preserve">Operational availability: use the procedures only in an authorized company workspace whose required Supabase database functions, policies and services are installed. The original training captures did not execute write procedures; current automated regression checks use disposable local records. Supabase deployment, email delivery, private file retrieval, optical QR scanning and the monitoring scheduler remain unverified in production.</w:t>
       </w:r>
     </w:p>
     <w:p>
@@ -644,7 +644,7 @@
         <w:t xml:space="preserve">Access / prerequisites: </w:t>
       </w:r>
       <w:r>
-        <w:t xml:space="preserve">An issued company account, a confirmed invitation if applicable, and an Active company profile.</w:t>
+        <w:t xml:space="preserve">An issued company account, an Active company profile.</w:t>
       </w:r>
     </w:p>
     <w:p>
@@ -762,7 +762,7 @@
         <w:pStyle w:val="Heading2"/>
       </w:pPr>
       <w:r>
-        <w:t xml:space="preserve">Accept an invitation or reset a password</w:t>
+        <w:t xml:space="preserve">Reset your password</w:t>
       </w:r>
     </w:p>
     <w:p>
@@ -776,7 +776,7 @@
         <w:t xml:space="preserve">Purpose: </w:t>
       </w:r>
       <w:r>
-        <w:t xml:space="preserve">Set a password for an issued account or recover access.</w:t>
+        <w:t xml:space="preserve">Recover access to an existing company account.</w:t>
       </w:r>
     </w:p>
     <w:p>
@@ -790,15 +790,15 @@
         <w:t xml:space="preserve">Access / prerequisites: </w:t>
       </w:r>
       <w:r>
-        <w:t xml:space="preserve">A valid invitation or password-reset email, configured Supabase Auth redirects and working email delivery.</w:t>
-      </w:r>
-    </w:p>
-    <w:p>
-      <w:pPr>
-        <w:pStyle w:val="ListParagraph"/>
-      </w:pPr>
-      <w:r>
-        <w:t xml:space="preserve">1. For a new account, open the administrator-issued invitation link. For a reset, enter your Email on the login page and select Forgot password?.</w:t>
+        <w:t xml:space="preserve">A valid password-reset email, configured Supabase Auth redirects and working email delivery.</w:t>
+      </w:r>
+    </w:p>
+    <w:p>
+      <w:pPr>
+        <w:pStyle w:val="ListParagraph"/>
+      </w:pPr>
+      <w:r>
+        <w:t xml:space="preserve">1. Enter your Email on the login page and select Forgot password?.</w:t>
       </w:r>
     </w:p>
     <w:p>
@@ -850,7 +850,7 @@
         <w:t xml:space="preserve">Limits / errors: </w:t>
       </w:r>
       <w:r>
-        <w:t xml:space="preserve">An invalid, expired or unavailable invitation session needs a fresh invitation or password reset. This documentation session did not send or receive email.</w:t>
+        <w:t xml:space="preserve">An invalid or expired reset link needs a fresh password reset. This documentation session did not send or receive email.</w:t>
       </w:r>
     </w:p>
     <w:p>
@@ -6643,7 +6643,7 @@
               <w:pStyle w:val="TableText"/>
             </w:pPr>
             <w:r>
-              <w:t xml:space="preserve">1.0</w:t>
+              <w:t xml:space="preserve">1.1</w:t>
             </w:r>
           </w:p>
         </w:tc>
@@ -6657,7 +6657,7 @@
               <w:pStyle w:val="TableText"/>
             </w:pPr>
             <w:r>
-              <w:t xml:space="preserve">12 October 2026</w:t>
+              <w:t xml:space="preserve">27 October 2026</w:t>
             </w:r>
           </w:p>
         </w:tc>
@@ -6740,7 +6740,7 @@
         <w:color w:val="627080"/>
         <w:sz w:val="16"/>
       </w:rPr>
-      <w:t>SiteTrace · Engineer and Architect · v1.0</w:t>
+      <w:t>SiteTrace · Engineer and Architect · v1.1</w:t>
     </w:r>
   </w:p>
 </w:hdr>
